--- a/tests/Canvas.Export.Tests/Fidelity/artifacts/latest/richtext-link-list/word.docx
+++ b/tests/Canvas.Export.Tests/Fidelity/artifacts/latest/richtext-link-list/word.docx
@@ -5,7 +5,7 @@
     <w:p>
       <w:r>
         <w:drawing>
-          <wp:anchor xmlns:wp="http://schemas.openxmlformats.org/drawingml/2006/wordprocessingDrawing" distT="0" distB="0" distL="0" distR="0" relativeHeight="0" behindDoc="0" locked="0" layoutInCell="1" allowOverlap="1">
+          <wp:anchor xmlns:wp="http://schemas.openxmlformats.org/drawingml/2006/wordprocessingDrawing" distT="0" distB="0" distL="0" distR="0" simplePos="0" relativeHeight="0" behindDoc="0" locked="0" layoutInCell="1" allowOverlap="1">
             <wp:simplePos x="0" y="0"/>
             <wp:positionH relativeFrom="page">
               <wp:posOffset>635000</wp:posOffset>
@@ -109,7 +109,7 @@
         <w:spacing w:before="320"/>
         <w:ind w:left="1000"/>
       </w:pPr>
-      <w:hyperlink xmlns:r="http://schemas.openxmlformats.org/officeDocument/2006/relationships" r:id="Ra66726d77ce94b11">
+      <w:hyperlink xmlns:r="http://schemas.openxmlformats.org/officeDocument/2006/relationships" r:id="Rcbfb6db36ce44dd2">
         <w:r>
           <w:rPr>
             <w:rFonts w:ascii="Calibri" w:hAnsi="Calibri"/>
@@ -186,4 +186,13 @@
     </w:sectPr>
   </w:body>
 </w:document>
+</file>
+
+<file path=word/styles.xml><?xml version="1.0" encoding="utf-8"?>
+<w:styles xmlns:w="http://schemas.openxmlformats.org/wordprocessingml/2006/main">
+  <w:style w:type="paragraph" w:styleId="Normal" w:default="true">
+    <w:name w:val="Normal"/>
+    <w:qFormat/>
+  </w:style>
+</w:styles>
 </file>
--- a/tests/Canvas.Export.Tests/Fidelity/artifacts/latest/richtext-link-list/word.docx
+++ b/tests/Canvas.Export.Tests/Fidelity/artifacts/latest/richtext-link-list/word.docx
@@ -109,7 +109,7 @@
         <w:spacing w:before="320"/>
         <w:ind w:left="1000"/>
       </w:pPr>
-      <w:hyperlink xmlns:r="http://schemas.openxmlformats.org/officeDocument/2006/relationships" r:id="Rcbfb6db36ce44dd2">
+      <w:hyperlink xmlns:r="http://schemas.openxmlformats.org/officeDocument/2006/relationships" r:id="R0cf9e99fdd114736">
         <w:r>
           <w:rPr>
             <w:rFonts w:ascii="Calibri" w:hAnsi="Calibri"/>

--- a/tests/Canvas.Export.Tests/Fidelity/artifacts/latest/richtext-link-list/word.docx
+++ b/tests/Canvas.Export.Tests/Fidelity/artifacts/latest/richtext-link-list/word.docx
@@ -109,7 +109,7 @@
         <w:spacing w:before="320"/>
         <w:ind w:left="1000"/>
       </w:pPr>
-      <w:hyperlink xmlns:r="http://schemas.openxmlformats.org/officeDocument/2006/relationships" r:id="R0cf9e99fdd114736">
+      <w:hyperlink xmlns:r="http://schemas.openxmlformats.org/officeDocument/2006/relationships" r:id="Rf2f5b17508714182">
         <w:r>
           <w:rPr>
             <w:rFonts w:ascii="Calibri" w:hAnsi="Calibri"/>

--- a/tests/Canvas.Export.Tests/Fidelity/artifacts/latest/richtext-link-list/word.docx
+++ b/tests/Canvas.Export.Tests/Fidelity/artifacts/latest/richtext-link-list/word.docx
@@ -109,7 +109,7 @@
         <w:spacing w:before="320"/>
         <w:ind w:left="1000"/>
       </w:pPr>
-      <w:hyperlink xmlns:r="http://schemas.openxmlformats.org/officeDocument/2006/relationships" r:id="Rf2f5b17508714182">
+      <w:hyperlink xmlns:r="http://schemas.openxmlformats.org/officeDocument/2006/relationships" r:id="Rcb65401265cd4ec8">
         <w:r>
           <w:rPr>
             <w:rFonts w:ascii="Calibri" w:hAnsi="Calibri"/>

--- a/tests/Canvas.Export.Tests/Fidelity/artifacts/latest/richtext-link-list/word.docx
+++ b/tests/Canvas.Export.Tests/Fidelity/artifacts/latest/richtext-link-list/word.docx
@@ -109,7 +109,7 @@
         <w:spacing w:before="320"/>
         <w:ind w:left="1000"/>
       </w:pPr>
-      <w:hyperlink xmlns:r="http://schemas.openxmlformats.org/officeDocument/2006/relationships" r:id="Rcb65401265cd4ec8">
+      <w:hyperlink xmlns:r="http://schemas.openxmlformats.org/officeDocument/2006/relationships" r:id="R5105585ca41f421e">
         <w:r>
           <w:rPr>
             <w:rFonts w:ascii="Calibri" w:hAnsi="Calibri"/>

--- a/tests/Canvas.Export.Tests/Fidelity/artifacts/latest/richtext-link-list/word.docx
+++ b/tests/Canvas.Export.Tests/Fidelity/artifacts/latest/richtext-link-list/word.docx
@@ -109,7 +109,7 @@
         <w:spacing w:before="320"/>
         <w:ind w:left="1000"/>
       </w:pPr>
-      <w:hyperlink xmlns:r="http://schemas.openxmlformats.org/officeDocument/2006/relationships" r:id="R5105585ca41f421e">
+      <w:hyperlink xmlns:r="http://schemas.openxmlformats.org/officeDocument/2006/relationships" r:id="Rd8126cbf9b1d4b03">
         <w:r>
           <w:rPr>
             <w:rFonts w:ascii="Calibri" w:hAnsi="Calibri"/>

--- a/tests/Canvas.Export.Tests/Fidelity/artifacts/latest/richtext-link-list/word.docx
+++ b/tests/Canvas.Export.Tests/Fidelity/artifacts/latest/richtext-link-list/word.docx
@@ -109,7 +109,7 @@
         <w:spacing w:before="320"/>
         <w:ind w:left="1000"/>
       </w:pPr>
-      <w:hyperlink xmlns:r="http://schemas.openxmlformats.org/officeDocument/2006/relationships" r:id="Rd8126cbf9b1d4b03">
+      <w:hyperlink xmlns:r="http://schemas.openxmlformats.org/officeDocument/2006/relationships" r:id="R352fef187dc34c76">
         <w:r>
           <w:rPr>
             <w:rFonts w:ascii="Calibri" w:hAnsi="Calibri"/>
